--- a/WebContent/docx/PD-L1报告-重庆分子.docx
+++ b/WebContent/docx/PD-L1报告-重庆分子.docx
@@ -320,12 +320,6 @@
             <w:insideH w:val="single" w:color="auto" w:sz="4" w:space="0"/>
             <w:insideV w:val="single" w:color="auto" w:sz="4" w:space="0"/>
           </w:tblBorders>
-          <w:tblCellMar>
-            <w:top w:w="0" w:type="dxa"/>
-            <w:left w:w="108" w:type="dxa"/>
-            <w:bottom w:w="0" w:type="dxa"/>
-            <w:right w:w="108" w:type="dxa"/>
-          </w:tblCellMar>
         </w:tblPrEx>
         <w:trPr>
           <w:trHeight w:val="667" w:hRule="atLeast"/>
@@ -705,8 +699,6 @@
           <w:lang w:eastAsia="zh-CN"/>
         </w:rPr>
       </w:pPr>
-      <w:bookmarkStart w:id="1" w:name="_GoBack"/>
-      <w:bookmarkEnd w:id="1"/>
       <w:r>
         <w:rPr>
           <w:rFonts w:hint="eastAsia" w:ascii="宋体" w:eastAsia="宋体" w:hAnsiTheme="minorEastAsia" w:cstheme="minorEastAsia"/>
@@ -1234,14 +1226,47 @@
             </w:r>
             <w:r>
               <w:rPr>
-                <w:rFonts w:hint="eastAsia" w:ascii="Times New Roman" w:hAnsi="Times New Roman" w:eastAsia="微软雅黑" w:cs="Times New Roman"/>
-                <w:color w:val="000000"/>
+                <w:rFonts w:hint="eastAsia" w:ascii="Times New Roman" w:hAnsi="Times New Roman" w:eastAsia="微软雅黑" w:cs="黑体"/>
+                <w:sz w:val="21"/>
+                <w:lang w:eastAsia="zh-CN"/>
+              </w:rPr>
+              <w:t xml:space="preserve">{% if summaryOfRresults.type == </w:t>
+            </w:r>
+            <w:r>
+              <w:rPr>
+                <w:rFonts w:ascii="Times New Roman" w:hAnsi="Times New Roman" w:eastAsia="微软雅黑" w:cs="黑体"/>
+                <w:sz w:val="21"/>
+                <w:lang w:eastAsia="zh-CN"/>
+              </w:rPr>
+              <w:t>“tissue”</w:t>
+            </w:r>
+            <w:r>
+              <w:rPr>
+                <w:rFonts w:hint="eastAsia" w:ascii="Times New Roman" w:hAnsi="Times New Roman" w:eastAsia="微软雅黑" w:cs="黑体"/>
+                <w:sz w:val="21"/>
+                <w:lang w:eastAsia="zh-CN"/>
+              </w:rPr>
+              <w:t xml:space="preserve"> %}石蜡样本{% else %}</w:t>
+            </w:r>
+            <w:r>
+              <w:rPr>
+                <w:rFonts w:hint="eastAsia" w:ascii="微软雅黑" w:hAnsi="微软雅黑" w:eastAsia="微软雅黑" w:cs="微软雅黑"/>
                 <w:sz w:val="21"/>
                 <w:szCs w:val="21"/>
+                <w:lang w:val="en-US" w:eastAsia="zh-CN" w:bidi="ar"/>
+              </w:rPr>
+              <w:t>血液</w:t>
+            </w:r>
+            <w:r>
+              <w:rPr>
+                <w:rFonts w:hint="eastAsia" w:ascii="Times New Roman" w:hAnsi="Times New Roman" w:eastAsia="微软雅黑" w:cs="黑体"/>
+                <w:sz w:val="21"/>
                 <w:lang w:eastAsia="zh-CN"/>
               </w:rPr>
-              <w:t>{{ sample_type }}</w:t>
-            </w:r>
+              <w:t>{% endif %}</w:t>
+            </w:r>
+            <w:bookmarkStart w:id="1" w:name="_GoBack"/>
+            <w:bookmarkEnd w:id="1"/>
           </w:p>
         </w:tc>
       </w:tr>
@@ -2005,12 +2030,6 @@
             <w:insideH w:val="single" w:color="CCECFF" w:sz="8" w:space="0"/>
             <w:insideV w:val="single" w:color="CCECFF" w:sz="8" w:space="0"/>
           </w:tblBorders>
-          <w:tblCellMar>
-            <w:top w:w="0" w:type="dxa"/>
-            <w:left w:w="108" w:type="dxa"/>
-            <w:bottom w:w="0" w:type="dxa"/>
-            <w:right w:w="108" w:type="dxa"/>
-          </w:tblCellMar>
         </w:tblPrEx>
         <w:trPr>
           <w:trHeight w:val="218" w:hRule="atLeast"/>
@@ -9231,16 +9250,11 @@
     <customSectPr/>
     <customSectPr/>
     <customSectPr/>
-    <customSectPr/>
   </customSectProps>
   <customShpExts>
     <customShpInfo spid="_x0000_s1026" textRotate="1"/>
   </customShpExts>
 </s:customData>
-</file>
-
-<file path=customXml/item2.xml><?xml version="1.0" encoding="utf-8"?>
-<b:Sources xmlns:b="http://schemas.openxmlformats.org/officeDocument/2006/bibliography" xmlns="http://schemas.openxmlformats.org/officeDocument/2006/bibliography" SelectedStyle="\APASixthEditionOfficeOnline.xsl" StyleName="APA" Version="6"/>
 </file>
 
 <file path=customXml/itemProps1.xml><?xml version="1.0" encoding="utf-8"?>
@@ -9249,10 +9263,4 @@
     <ds:schemaRef ds:uri="http://www.wps.cn/officeDocument/2013/wpsCustomData"/>
   </ds:schemaRefs>
 </ds:datastoreItem>
-</file>
-
-<file path=customXml/itemProps2.xml><?xml version="1.0" encoding="utf-8"?>
-<ds:datastoreItem xmlns:ds="http://schemas.openxmlformats.org/officeDocument/2006/customXml" ds:itemID="{538A50E8-0A75-43D1-8B8A-5F0BE2C8B82F}">
-  <ds:schemaRefs/>
-</ds:datastoreItem>
 </file>
--- a/WebContent/docx/PD-L1报告-重庆分子.docx
+++ b/WebContent/docx/PD-L1报告-重庆分子.docx
@@ -320,6 +320,12 @@
             <w:insideH w:val="single" w:color="auto" w:sz="4" w:space="0"/>
             <w:insideV w:val="single" w:color="auto" w:sz="4" w:space="0"/>
           </w:tblBorders>
+          <w:tblCellMar>
+            <w:top w:w="0" w:type="dxa"/>
+            <w:left w:w="108" w:type="dxa"/>
+            <w:bottom w:w="0" w:type="dxa"/>
+            <w:right w:w="108" w:type="dxa"/>
+          </w:tblCellMar>
         </w:tblPrEx>
         <w:trPr>
           <w:trHeight w:val="667" w:hRule="atLeast"/>
@@ -1043,37 +1049,57 @@
             </w:pPr>
             <w:r>
               <w:rPr>
-                <w:rFonts w:hint="eastAsia" w:ascii="Times New Roman" w:hAnsi="Times New Roman" w:eastAsia="微软雅黑" w:cs="Times New Roman"/>
-                <w:bCs/>
+                <w:rFonts w:ascii="Times New Roman" w:hAnsi="Times New Roman" w:eastAsia="微软雅黑" w:cs="Times New Roman"/>
                 <w:color w:val="000000"/>
                 <w:sz w:val="21"/>
                 <w:szCs w:val="21"/>
                 <w:lang w:eastAsia="zh-CN"/>
               </w:rPr>
-              <w:t>病理</w:t>
-            </w:r>
-            <w:r>
-              <w:rPr>
-                <w:rFonts w:ascii="Times New Roman" w:hAnsi="Times New Roman" w:eastAsia="微软雅黑" w:cs="Times New Roman"/>
-                <w:bCs/>
-                <w:color w:val="000000"/>
+              <w:t>标本类型：</w:t>
+            </w:r>
+            <w:r>
+              <w:rPr>
+                <w:rFonts w:hint="eastAsia" w:ascii="Times New Roman" w:hAnsi="Times New Roman" w:eastAsia="微软雅黑" w:cs="黑体"/>
+                <w:sz w:val="21"/>
+                <w:lang w:eastAsia="zh-CN"/>
+              </w:rPr>
+              <w:t xml:space="preserve">{% if summaryOfRresults.type == </w:t>
+            </w:r>
+            <w:r>
+              <w:rPr>
+                <w:rFonts w:ascii="Times New Roman" w:hAnsi="Times New Roman" w:eastAsia="微软雅黑" w:cs="黑体"/>
+                <w:sz w:val="21"/>
+                <w:lang w:eastAsia="zh-CN"/>
+              </w:rPr>
+              <w:t>“tissue”</w:t>
+            </w:r>
+            <w:r>
+              <w:rPr>
+                <w:rFonts w:hint="eastAsia" w:ascii="Times New Roman" w:hAnsi="Times New Roman" w:eastAsia="微软雅黑" w:cs="黑体"/>
+                <w:sz w:val="21"/>
+                <w:lang w:eastAsia="zh-CN"/>
+              </w:rPr>
+              <w:t xml:space="preserve"> %}石蜡样本{% else %}</w:t>
+            </w:r>
+            <w:r>
+              <w:rPr>
+                <w:rFonts w:hint="eastAsia" w:ascii="微软雅黑" w:hAnsi="微软雅黑" w:eastAsia="微软雅黑" w:cs="微软雅黑"/>
                 <w:sz w:val="21"/>
                 <w:szCs w:val="21"/>
+                <w:lang w:val="en-US" w:eastAsia="zh-CN" w:bidi="ar"/>
+              </w:rPr>
+              <w:t>血液</w:t>
+            </w:r>
+            <w:r>
+              <w:rPr>
+                <w:rFonts w:hint="eastAsia" w:ascii="Times New Roman" w:hAnsi="Times New Roman" w:eastAsia="微软雅黑" w:cs="黑体"/>
+                <w:sz w:val="21"/>
                 <w:lang w:eastAsia="zh-CN"/>
               </w:rPr>
-              <w:t>编号：</w:t>
-            </w:r>
-            <w:r>
-              <w:rPr>
-                <w:rFonts w:hint="eastAsia" w:ascii="Times New Roman" w:hAnsi="Times New Roman" w:eastAsia="微软雅黑" w:cs="Times New Roman"/>
-                <w:bCs/>
-                <w:color w:val="000000"/>
-                <w:sz w:val="21"/>
-                <w:szCs w:val="21"/>
-                <w:lang w:eastAsia="zh-CN"/>
-              </w:rPr>
-              <w:t>{{ template_subbarcode }}</w:t>
-            </w:r>
+              <w:t>{% endif %}</w:t>
+            </w:r>
+            <w:bookmarkStart w:id="1" w:name="_GoBack"/>
+            <w:bookmarkEnd w:id="1"/>
           </w:p>
         </w:tc>
       </w:tr>
@@ -1216,57 +1242,37 @@
             </w:pPr>
             <w:r>
               <w:rPr>
-                <w:rFonts w:ascii="Times New Roman" w:hAnsi="Times New Roman" w:eastAsia="微软雅黑" w:cs="Times New Roman"/>
+                <w:rFonts w:hint="eastAsia" w:ascii="Times New Roman" w:hAnsi="Times New Roman" w:eastAsia="微软雅黑" w:cs="Times New Roman"/>
+                <w:bCs/>
                 <w:color w:val="000000"/>
                 <w:sz w:val="21"/>
                 <w:szCs w:val="21"/>
                 <w:lang w:eastAsia="zh-CN"/>
               </w:rPr>
-              <w:t>标本类型：</w:t>
-            </w:r>
-            <w:r>
-              <w:rPr>
-                <w:rFonts w:hint="eastAsia" w:ascii="Times New Roman" w:hAnsi="Times New Roman" w:eastAsia="微软雅黑" w:cs="黑体"/>
-                <w:sz w:val="21"/>
-                <w:lang w:eastAsia="zh-CN"/>
-              </w:rPr>
-              <w:t xml:space="preserve">{% if summaryOfRresults.type == </w:t>
-            </w:r>
-            <w:r>
-              <w:rPr>
-                <w:rFonts w:ascii="Times New Roman" w:hAnsi="Times New Roman" w:eastAsia="微软雅黑" w:cs="黑体"/>
-                <w:sz w:val="21"/>
-                <w:lang w:eastAsia="zh-CN"/>
-              </w:rPr>
-              <w:t>“tissue”</w:t>
-            </w:r>
-            <w:r>
-              <w:rPr>
-                <w:rFonts w:hint="eastAsia" w:ascii="Times New Roman" w:hAnsi="Times New Roman" w:eastAsia="微软雅黑" w:cs="黑体"/>
-                <w:sz w:val="21"/>
-                <w:lang w:eastAsia="zh-CN"/>
-              </w:rPr>
-              <w:t xml:space="preserve"> %}石蜡样本{% else %}</w:t>
-            </w:r>
-            <w:r>
-              <w:rPr>
-                <w:rFonts w:hint="eastAsia" w:ascii="微软雅黑" w:hAnsi="微软雅黑" w:eastAsia="微软雅黑" w:cs="微软雅黑"/>
+              <w:t>病理</w:t>
+            </w:r>
+            <w:r>
+              <w:rPr>
+                <w:rFonts w:ascii="Times New Roman" w:hAnsi="Times New Roman" w:eastAsia="微软雅黑" w:cs="Times New Roman"/>
+                <w:bCs/>
+                <w:color w:val="000000"/>
                 <w:sz w:val="21"/>
                 <w:szCs w:val="21"/>
-                <w:lang w:val="en-US" w:eastAsia="zh-CN" w:bidi="ar"/>
-              </w:rPr>
-              <w:t>血液</w:t>
-            </w:r>
-            <w:r>
-              <w:rPr>
-                <w:rFonts w:hint="eastAsia" w:ascii="Times New Roman" w:hAnsi="Times New Roman" w:eastAsia="微软雅黑" w:cs="黑体"/>
+                <w:lang w:eastAsia="zh-CN"/>
+              </w:rPr>
+              <w:t>编号：</w:t>
+            </w:r>
+            <w:r>
+              <w:rPr>
+                <w:rFonts w:hint="eastAsia" w:ascii="Times New Roman" w:hAnsi="Times New Roman" w:eastAsia="微软雅黑" w:cs="Times New Roman"/>
+                <w:bCs/>
+                <w:color w:val="000000"/>
                 <w:sz w:val="21"/>
+                <w:szCs w:val="21"/>
                 <w:lang w:eastAsia="zh-CN"/>
               </w:rPr>
-              <w:t>{% endif %}</w:t>
-            </w:r>
-            <w:bookmarkStart w:id="1" w:name="_GoBack"/>
-            <w:bookmarkEnd w:id="1"/>
+              <w:t>{{ template_subbarcode }}</w:t>
+            </w:r>
           </w:p>
         </w:tc>
       </w:tr>
@@ -1538,12 +1544,6 @@
             <w:insideH w:val="single" w:color="A6E3F0" w:sz="2" w:space="0"/>
             <w:insideV w:val="single" w:color="A6E3F0" w:sz="2" w:space="0"/>
           </w:tblBorders>
-          <w:tblCellMar>
-            <w:top w:w="0" w:type="dxa"/>
-            <w:left w:w="108" w:type="dxa"/>
-            <w:bottom w:w="0" w:type="dxa"/>
-            <w:right w:w="108" w:type="dxa"/>
-          </w:tblCellMar>
         </w:tblPrEx>
         <w:trPr>
           <w:jc w:val="center"/>
@@ -2030,6 +2030,12 @@
             <w:insideH w:val="single" w:color="CCECFF" w:sz="8" w:space="0"/>
             <w:insideV w:val="single" w:color="CCECFF" w:sz="8" w:space="0"/>
           </w:tblBorders>
+          <w:tblCellMar>
+            <w:top w:w="0" w:type="dxa"/>
+            <w:left w:w="108" w:type="dxa"/>
+            <w:bottom w:w="0" w:type="dxa"/>
+            <w:right w:w="108" w:type="dxa"/>
+          </w:tblCellMar>
         </w:tblPrEx>
         <w:trPr>
           <w:trHeight w:val="218" w:hRule="atLeast"/>
@@ -2916,6 +2922,162 @@
         </w:rPr>
       </w:pPr>
     </w:p>
+    <w:tbl>
+      <w:tblPr>
+        <w:tblStyle w:val="20"/>
+        <w:tblpPr w:leftFromText="181" w:rightFromText="181" w:vertAnchor="page" w:horzAnchor="page" w:tblpXSpec="center" w:tblpY="15308"/>
+        <w:tblOverlap w:val="never"/>
+        <w:tblW w:w="10296" w:type="dxa"/>
+        <w:jc w:val="center"/>
+        <w:tblBorders>
+          <w:top w:val="single" w:color="auto" w:sz="12" w:space="0"/>
+          <w:left w:val="none" w:color="auto" w:sz="0" w:space="0"/>
+          <w:bottom w:val="none" w:color="auto" w:sz="0" w:space="0"/>
+          <w:right w:val="none" w:color="auto" w:sz="0" w:space="0"/>
+          <w:insideH w:val="single" w:color="auto" w:sz="4" w:space="0"/>
+          <w:insideV w:val="none" w:color="auto" w:sz="0" w:space="0"/>
+        </w:tblBorders>
+        <w:tblLayout w:type="fixed"/>
+        <w:tblCellMar>
+          <w:top w:w="0" w:type="dxa"/>
+          <w:left w:w="108" w:type="dxa"/>
+          <w:bottom w:w="0" w:type="dxa"/>
+          <w:right w:w="108" w:type="dxa"/>
+        </w:tblCellMar>
+      </w:tblPr>
+      <w:tblGrid>
+        <w:gridCol w:w="3969"/>
+        <w:gridCol w:w="3163"/>
+        <w:gridCol w:w="3164"/>
+      </w:tblGrid>
+      <w:tr>
+        <w:tblPrEx>
+          <w:tblBorders>
+            <w:top w:val="single" w:color="auto" w:sz="12" w:space="0"/>
+            <w:left w:val="none" w:color="auto" w:sz="0" w:space="0"/>
+            <w:bottom w:val="none" w:color="auto" w:sz="0" w:space="0"/>
+            <w:right w:val="none" w:color="auto" w:sz="0" w:space="0"/>
+            <w:insideH w:val="single" w:color="auto" w:sz="4" w:space="0"/>
+            <w:insideV w:val="none" w:color="auto" w:sz="0" w:space="0"/>
+          </w:tblBorders>
+          <w:tblCellMar>
+            <w:top w:w="0" w:type="dxa"/>
+            <w:left w:w="108" w:type="dxa"/>
+            <w:bottom w:w="0" w:type="dxa"/>
+            <w:right w:w="108" w:type="dxa"/>
+          </w:tblCellMar>
+        </w:tblPrEx>
+        <w:trPr>
+          <w:trHeight w:val="510" w:hRule="atLeast"/>
+          <w:jc w:val="center"/>
+        </w:trPr>
+        <w:tc>
+          <w:tcPr>
+            <w:tcW w:w="3969" w:type="dxa"/>
+            <w:tcBorders>
+              <w:top w:val="single" w:color="auto" w:sz="12" w:space="0"/>
+            </w:tcBorders>
+            <w:vAlign w:val="top"/>
+          </w:tcPr>
+          <w:p>
+            <w:pPr>
+              <w:snapToGrid w:val="0"/>
+              <w:spacing w:before="120" w:beforeLines="50"/>
+              <w:rPr>
+                <w:rFonts w:hint="eastAsia" w:eastAsia="宋体"/>
+                <w:b/>
+                <w:szCs w:val="21"/>
+                <w:lang w:eastAsia="zh-CN"/>
+              </w:rPr>
+            </w:pPr>
+            <w:r>
+              <w:rPr>
+                <w:rFonts w:hint="eastAsia"/>
+                <w:b/>
+              </w:rPr>
+              <w:t>样本处理：</w:t>
+            </w:r>
+          </w:p>
+        </w:tc>
+        <w:tc>
+          <w:tcPr>
+            <w:tcW w:w="3163" w:type="dxa"/>
+            <w:tcBorders>
+              <w:top w:val="single" w:color="auto" w:sz="12" w:space="0"/>
+            </w:tcBorders>
+            <w:vAlign w:val="top"/>
+          </w:tcPr>
+          <w:p>
+            <w:pPr>
+              <w:snapToGrid w:val="0"/>
+              <w:spacing w:before="120" w:beforeLines="50"/>
+              <w:rPr>
+                <w:rFonts w:hint="default" w:eastAsiaTheme="minorEastAsia"/>
+                <w:b/>
+                <w:lang w:val="en-US" w:eastAsia="zh-CN"/>
+              </w:rPr>
+            </w:pPr>
+            <w:r>
+              <w:rPr>
+                <w:rFonts w:hint="eastAsia"/>
+                <w:b/>
+              </w:rPr>
+              <w:t>复核：</w:t>
+            </w:r>
+          </w:p>
+        </w:tc>
+        <w:tc>
+          <w:tcPr>
+            <w:tcW w:w="3164" w:type="dxa"/>
+            <w:tcBorders>
+              <w:top w:val="single" w:color="auto" w:sz="12" w:space="0"/>
+            </w:tcBorders>
+            <w:vAlign w:val="top"/>
+          </w:tcPr>
+          <w:p>
+            <w:pPr>
+              <w:snapToGrid w:val="0"/>
+              <w:spacing w:before="120" w:beforeLines="50"/>
+              <w:rPr>
+                <w:rFonts w:hint="eastAsia"/>
+                <w:b/>
+              </w:rPr>
+            </w:pPr>
+            <w:r>
+              <w:rPr>
+                <w:rFonts w:hint="eastAsia"/>
+                <w:b/>
+              </w:rPr>
+              <w:t>报告时间：</w:t>
+            </w:r>
+            <w:r>
+              <w:rPr>
+                <w:rFonts w:hint="eastAsia" w:ascii="Times New Roman" w:hAnsi="Times New Roman"/>
+                <w:b/>
+                <w:sz w:val="21"/>
+              </w:rPr>
+              <w:t xml:space="preserve">{{ </w:t>
+            </w:r>
+            <w:r>
+              <w:rPr>
+                <w:rFonts w:ascii="Times New Roman" w:hAnsi="Times New Roman"/>
+                <w:b/>
+                <w:sz w:val="21"/>
+              </w:rPr>
+              <w:t>reportdate2</w:t>
+            </w:r>
+            <w:r>
+              <w:rPr>
+                <w:rFonts w:hint="eastAsia" w:ascii="Times New Roman" w:hAnsi="Times New Roman"/>
+                <w:b/>
+                <w:sz w:val="21"/>
+              </w:rPr>
+              <w:t xml:space="preserve"> }}</w:t>
+            </w:r>
+          </w:p>
+        </w:tc>
+      </w:tr>
+    </w:tbl>
     <w:p>
       <w:pPr>
         <w:autoSpaceDE w:val="0"/>
@@ -4508,162 +4670,6 @@
         <w:t>注：NMPA：国家药品监督管理局；FDA：美国食品药品管理局。信息来源：FDA/NMPA官网、药企官网发布信息。</w:t>
       </w:r>
     </w:p>
-    <w:tbl>
-      <w:tblPr>
-        <w:tblStyle w:val="20"/>
-        <w:tblpPr w:leftFromText="181" w:rightFromText="181" w:vertAnchor="page" w:horzAnchor="page" w:tblpXSpec="center" w:tblpY="15308"/>
-        <w:tblOverlap w:val="never"/>
-        <w:tblW w:w="10296" w:type="dxa"/>
-        <w:jc w:val="center"/>
-        <w:tblBorders>
-          <w:top w:val="single" w:color="auto" w:sz="12" w:space="0"/>
-          <w:left w:val="none" w:color="auto" w:sz="0" w:space="0"/>
-          <w:bottom w:val="none" w:color="auto" w:sz="0" w:space="0"/>
-          <w:right w:val="none" w:color="auto" w:sz="0" w:space="0"/>
-          <w:insideH w:val="single" w:color="auto" w:sz="4" w:space="0"/>
-          <w:insideV w:val="none" w:color="auto" w:sz="0" w:space="0"/>
-        </w:tblBorders>
-        <w:tblLayout w:type="fixed"/>
-        <w:tblCellMar>
-          <w:top w:w="0" w:type="dxa"/>
-          <w:left w:w="108" w:type="dxa"/>
-          <w:bottom w:w="0" w:type="dxa"/>
-          <w:right w:w="108" w:type="dxa"/>
-        </w:tblCellMar>
-      </w:tblPr>
-      <w:tblGrid>
-        <w:gridCol w:w="3969"/>
-        <w:gridCol w:w="3163"/>
-        <w:gridCol w:w="3164"/>
-      </w:tblGrid>
-      <w:tr>
-        <w:tblPrEx>
-          <w:tblBorders>
-            <w:top w:val="single" w:color="auto" w:sz="12" w:space="0"/>
-            <w:left w:val="none" w:color="auto" w:sz="0" w:space="0"/>
-            <w:bottom w:val="none" w:color="auto" w:sz="0" w:space="0"/>
-            <w:right w:val="none" w:color="auto" w:sz="0" w:space="0"/>
-            <w:insideH w:val="single" w:color="auto" w:sz="4" w:space="0"/>
-            <w:insideV w:val="none" w:color="auto" w:sz="0" w:space="0"/>
-          </w:tblBorders>
-          <w:tblCellMar>
-            <w:top w:w="0" w:type="dxa"/>
-            <w:left w:w="108" w:type="dxa"/>
-            <w:bottom w:w="0" w:type="dxa"/>
-            <w:right w:w="108" w:type="dxa"/>
-          </w:tblCellMar>
-        </w:tblPrEx>
-        <w:trPr>
-          <w:trHeight w:val="510" w:hRule="atLeast"/>
-          <w:jc w:val="center"/>
-        </w:trPr>
-        <w:tc>
-          <w:tcPr>
-            <w:tcW w:w="3969" w:type="dxa"/>
-            <w:tcBorders>
-              <w:top w:val="single" w:color="auto" w:sz="12" w:space="0"/>
-            </w:tcBorders>
-            <w:vAlign w:val="top"/>
-          </w:tcPr>
-          <w:p>
-            <w:pPr>
-              <w:snapToGrid w:val="0"/>
-              <w:spacing w:before="120" w:beforeLines="50"/>
-              <w:rPr>
-                <w:rFonts w:hint="eastAsia" w:eastAsia="宋体"/>
-                <w:b/>
-                <w:szCs w:val="21"/>
-                <w:lang w:eastAsia="zh-CN"/>
-              </w:rPr>
-            </w:pPr>
-            <w:r>
-              <w:rPr>
-                <w:rFonts w:hint="eastAsia"/>
-                <w:b/>
-              </w:rPr>
-              <w:t>样本处理：</w:t>
-            </w:r>
-          </w:p>
-        </w:tc>
-        <w:tc>
-          <w:tcPr>
-            <w:tcW w:w="3163" w:type="dxa"/>
-            <w:tcBorders>
-              <w:top w:val="single" w:color="auto" w:sz="12" w:space="0"/>
-            </w:tcBorders>
-            <w:vAlign w:val="top"/>
-          </w:tcPr>
-          <w:p>
-            <w:pPr>
-              <w:snapToGrid w:val="0"/>
-              <w:spacing w:before="120" w:beforeLines="50"/>
-              <w:rPr>
-                <w:rFonts w:hint="default" w:eastAsiaTheme="minorEastAsia"/>
-                <w:b/>
-                <w:lang w:val="en-US" w:eastAsia="zh-CN"/>
-              </w:rPr>
-            </w:pPr>
-            <w:r>
-              <w:rPr>
-                <w:rFonts w:hint="eastAsia"/>
-                <w:b/>
-              </w:rPr>
-              <w:t>复核：</w:t>
-            </w:r>
-          </w:p>
-        </w:tc>
-        <w:tc>
-          <w:tcPr>
-            <w:tcW w:w="3164" w:type="dxa"/>
-            <w:tcBorders>
-              <w:top w:val="single" w:color="auto" w:sz="12" w:space="0"/>
-            </w:tcBorders>
-            <w:vAlign w:val="top"/>
-          </w:tcPr>
-          <w:p>
-            <w:pPr>
-              <w:snapToGrid w:val="0"/>
-              <w:spacing w:before="120" w:beforeLines="50"/>
-              <w:rPr>
-                <w:rFonts w:hint="eastAsia"/>
-                <w:b/>
-              </w:rPr>
-            </w:pPr>
-            <w:r>
-              <w:rPr>
-                <w:rFonts w:hint="eastAsia"/>
-                <w:b/>
-              </w:rPr>
-              <w:t>报告时间：</w:t>
-            </w:r>
-            <w:r>
-              <w:rPr>
-                <w:rFonts w:hint="eastAsia" w:ascii="Times New Roman" w:hAnsi="Times New Roman"/>
-                <w:b/>
-                <w:sz w:val="21"/>
-              </w:rPr>
-              <w:t xml:space="preserve">{{ </w:t>
-            </w:r>
-            <w:r>
-              <w:rPr>
-                <w:rFonts w:ascii="Times New Roman" w:hAnsi="Times New Roman"/>
-                <w:b/>
-                <w:sz w:val="21"/>
-              </w:rPr>
-              <w:t>reportdate2</w:t>
-            </w:r>
-            <w:r>
-              <w:rPr>
-                <w:rFonts w:hint="eastAsia" w:ascii="Times New Roman" w:hAnsi="Times New Roman"/>
-                <w:b/>
-                <w:sz w:val="21"/>
-              </w:rPr>
-              <w:t xml:space="preserve"> }}</w:t>
-            </w:r>
-          </w:p>
-        </w:tc>
-      </w:tr>
-    </w:tbl>
     <w:p>
       <w:pPr>
         <w:widowControl/>

--- a/WebContent/docx/PD-L1报告-重庆分子.docx
+++ b/WebContent/docx/PD-L1报告-重庆分子.docx
@@ -1063,40 +1063,7 @@
                 <w:sz w:val="21"/>
                 <w:lang w:eastAsia="zh-CN"/>
               </w:rPr>
-              <w:t xml:space="preserve">{% if summaryOfRresults.type == </w:t>
-            </w:r>
-            <w:r>
-              <w:rPr>
-                <w:rFonts w:ascii="Times New Roman" w:hAnsi="Times New Roman" w:eastAsia="微软雅黑" w:cs="黑体"/>
-                <w:sz w:val="21"/>
-                <w:lang w:eastAsia="zh-CN"/>
-              </w:rPr>
-              <w:t>“tissue”</w:t>
-            </w:r>
-            <w:r>
-              <w:rPr>
-                <w:rFonts w:hint="eastAsia" w:ascii="Times New Roman" w:hAnsi="Times New Roman" w:eastAsia="微软雅黑" w:cs="黑体"/>
-                <w:sz w:val="21"/>
-                <w:lang w:eastAsia="zh-CN"/>
-              </w:rPr>
-              <w:t xml:space="preserve"> %}石蜡样本{% else %}</w:t>
-            </w:r>
-            <w:r>
-              <w:rPr>
-                <w:rFonts w:hint="eastAsia" w:ascii="微软雅黑" w:hAnsi="微软雅黑" w:eastAsia="微软雅黑" w:cs="微软雅黑"/>
-                <w:sz w:val="21"/>
-                <w:szCs w:val="21"/>
-                <w:lang w:val="en-US" w:eastAsia="zh-CN" w:bidi="ar"/>
-              </w:rPr>
-              <w:t>血液</w:t>
-            </w:r>
-            <w:r>
-              <w:rPr>
-                <w:rFonts w:hint="eastAsia" w:ascii="Times New Roman" w:hAnsi="Times New Roman" w:eastAsia="微软雅黑" w:cs="黑体"/>
-                <w:sz w:val="21"/>
-                <w:lang w:eastAsia="zh-CN"/>
-              </w:rPr>
-              <w:t>{% endif %}</w:t>
+              <w:t>{% if type == "tissue" %}{%if "胸腹水" in specimentype %}胸腹水{% else %}石蜡样本{% endif %}{% elif type == "blood" %}{%if "胸腹水(上清)" in specimentype %}胸腹水(上清){% else %}血液{% endif %}{% endif %}</w:t>
             </w:r>
             <w:bookmarkStart w:id="1" w:name="_GoBack"/>
             <w:bookmarkEnd w:id="1"/>
@@ -1544,6 +1511,12 @@
             <w:insideH w:val="single" w:color="A6E3F0" w:sz="2" w:space="0"/>
             <w:insideV w:val="single" w:color="A6E3F0" w:sz="2" w:space="0"/>
           </w:tblBorders>
+          <w:tblCellMar>
+            <w:top w:w="0" w:type="dxa"/>
+            <w:left w:w="108" w:type="dxa"/>
+            <w:bottom w:w="0" w:type="dxa"/>
+            <w:right w:w="108" w:type="dxa"/>
+          </w:tblCellMar>
         </w:tblPrEx>
         <w:trPr>
           <w:jc w:val="center"/>
